--- a/public/resume/Sean_Despain_Resume_Hybrid_ProductCreativeTech.docx
+++ b/public/resume/Sean_Despain_Resume_Hybrid_ProductCreativeTech.docx
@@ -21,7 +21,7 @@
     </w:p>
     <w:p>
       <w:pPr>
-        <w:spacing w:after="200"/>
+        <w:spacing w:after="40"/>
         <w:jc w:val="center"/>
       </w:pPr>
       <w:r>
@@ -31,7 +31,7 @@
           <w:sz w:val="19"/>
           <w:szCs w:val="19"/>
         </w:rPr>
-        <w:t xml:space="preserve">Provo, UT · seandespain@gmail.com · (435) 695-6954 · linkedin.com/in/sean-despain-560316116</w:t>
+        <w:t xml:space="preserve">Provo, UT · seandespain@gmail.com · (435) 695-6954 · linkedin.com/in/sean-despain-560316116 · seandespain.com</w:t>
       </w:r>
     </w:p>
     <w:p>

--- a/public/resume/Sean_Despain_Resume_Hybrid_ProductCreativeTech.docx
+++ b/public/resume/Sean_Despain_Resume_Hybrid_ProductCreativeTech.docx
@@ -103,7 +103,7 @@
           <w:sz w:val="21"/>
           <w:szCs w:val="21"/>
         </w:rPr>
-        <w:t xml:space="preserve"> — Product architecture · User flows &amp; progression systems · Freemium/paywall design · Booking &amp; conversion funnels</w:t>
+        <w:t xml:space="preserve"> · Product architecture · User flows &amp; progression systems · Freemium/paywall design · Booking &amp; conversion funnels</w:t>
       </w:r>
     </w:p>
     <w:p>
@@ -126,7 +126,7 @@
           <w:sz w:val="21"/>
           <w:szCs w:val="21"/>
         </w:rPr>
-        <w:t xml:space="preserve"> — Unity (C#) · Firebase · Next.js/React/TypeScript · Astro · Node.js · iOS/Android release pipelines · API integrations</w:t>
+        <w:t xml:space="preserve"> · Unity (C#) · Firebase · Next.js/React/TypeScript · Astro · Node.js · iOS/Android release pipelines · API integrations</w:t>
       </w:r>
     </w:p>
     <w:p>
@@ -149,7 +149,7 @@
           <w:sz w:val="21"/>
           <w:szCs w:val="21"/>
         </w:rPr>
-        <w:t xml:space="preserve"> — Visual identity systems · Typography systems · Original character/IP design · Campaign production</w:t>
+        <w:t xml:space="preserve"> · Visual identity systems · Typography systems · Original character/IP design · Campaign production</w:t>
       </w:r>
     </w:p>
     <w:p>
@@ -172,7 +172,7 @@
           <w:sz w:val="21"/>
           <w:szCs w:val="21"/>
         </w:rPr>
-        <w:t xml:space="preserve"> — SEO · GA4 &amp; conversion tracking · JSON-LD structured data · Lead-generation funnels</w:t>
+        <w:t xml:space="preserve"> · SEO · GA4 &amp; conversion tracking · JSON-LD structured data · Lead-generation funnels</w:t>
       </w:r>
     </w:p>
     <w:p>
@@ -195,7 +195,7 @@
           <w:sz w:val="21"/>
           <w:szCs w:val="21"/>
         </w:rPr>
-        <w:t xml:space="preserve"> — Team building (50+ contractors) · Financial strategy · Nonprofit program direction</w:t>
+        <w:t xml:space="preserve"> · Team building (50+ contractors) · Financial strategy · Nonprofit program direction</w:t>
       </w:r>
     </w:p>
     <w:p>
@@ -237,7 +237,7 @@
           <w:sz w:val="21"/>
           <w:szCs w:val="21"/>
         </w:rPr>
-        <w:t xml:space="preserve"> — </w:t>
+        <w:t xml:space="preserve"> · </w:t>
       </w:r>
       <w:r>
         <w:rPr>
@@ -291,7 +291,7 @@
           <w:sz w:val="21"/>
           <w:szCs w:val="21"/>
         </w:rPr>
-        <w:t xml:space="preserve"> — </w:t>
+        <w:t xml:space="preserve"> · </w:t>
       </w:r>
       <w:r>
         <w:rPr>
@@ -345,7 +345,7 @@
           <w:sz w:val="21"/>
           <w:szCs w:val="21"/>
         </w:rPr>
-        <w:t xml:space="preserve"> — </w:t>
+        <w:t xml:space="preserve"> · </w:t>
       </w:r>
       <w:r>
         <w:rPr>
@@ -391,7 +391,7 @@
           <w:sz w:val="21"/>
           <w:szCs w:val="21"/>
         </w:rPr>
-        <w:t xml:space="preserve"> — </w:t>
+        <w:t xml:space="preserve"> · </w:t>
       </w:r>
       <w:r>
         <w:rPr>
@@ -445,7 +445,7 @@
           <w:sz w:val="21"/>
           <w:szCs w:val="21"/>
         </w:rPr>
-        <w:t xml:space="preserve"> — </w:t>
+        <w:t xml:space="preserve"> · </w:t>
       </w:r>
       <w:r>
         <w:rPr>
@@ -499,7 +499,7 @@
           <w:sz w:val="21"/>
           <w:szCs w:val="21"/>
         </w:rPr>
-        <w:t xml:space="preserve"> — </w:t>
+        <w:t xml:space="preserve"> · </w:t>
       </w:r>
       <w:r>
         <w:rPr>
@@ -564,7 +564,7 @@
           <w:sz w:val="21"/>
           <w:szCs w:val="21"/>
         </w:rPr>
-        <w:t xml:space="preserve">Co-Founder, CEO, Creative &amp; Product Lead — Peace Life</w:t>
+        <w:t xml:space="preserve">Co-Founder, CEO, Creative &amp; Product Lead · Peace Life</w:t>
       </w:r>
       <w:r>
         <w:rPr>
@@ -587,7 +587,7 @@
           <w:sz w:val="21"/>
           <w:szCs w:val="21"/>
         </w:rPr>
-        <w:t xml:space="preserve">Director of South America, Marketing &amp; Activities — Natural Worship (Nonprofit)</w:t>
+        <w:t xml:space="preserve">Director of South America, Marketing &amp; Activities · Natural Worship (Nonprofit)</w:t>
       </w:r>
       <w:r>
         <w:rPr>
@@ -610,7 +610,7 @@
           <w:sz w:val="21"/>
           <w:szCs w:val="21"/>
         </w:rPr>
-        <w:t xml:space="preserve">Founder &amp; President — WIP Services LLC</w:t>
+        <w:t xml:space="preserve">Founder &amp; President · WIP Services LLC</w:t>
       </w:r>
       <w:r>
         <w:rPr>
@@ -633,7 +633,7 @@
           <w:sz w:val="21"/>
           <w:szCs w:val="21"/>
         </w:rPr>
-        <w:t xml:space="preserve">Founder &amp; CEO — Nectar CBD</w:t>
+        <w:t xml:space="preserve">Founder &amp; CEO · Nectar CBD</w:t>
       </w:r>
       <w:r>
         <w:rPr>
@@ -673,7 +673,7 @@
           <w:sz w:val="20"/>
           <w:szCs w:val="20"/>
         </w:rPr>
-        <w:t xml:space="preserve">Utah Valley University — Coursework in Robotics &amp; Technology (2017–2019) · Graphic Design Certification · Business Growth &amp; Strategy Certification · Content Marketing Certification (including AI-assisted marketing tools)</w:t>
+        <w:t xml:space="preserve">Utah Valley University · Coursework in Robotics &amp; Technology (2017–2019) · Graphic Design Certification · Business Growth &amp; Strategy Certification · Content Marketing Certification (including AI-assisted marketing tools)</w:t>
       </w:r>
     </w:p>
     <w:sectPr>

--- a/public/resume/Sean_Despain_Resume_Hybrid_ProductCreativeTech.docx
+++ b/public/resume/Sean_Despain_Resume_Hybrid_ProductCreativeTech.docx
@@ -31,7 +31,7 @@
           <w:sz w:val="19"/>
           <w:szCs w:val="19"/>
         </w:rPr>
-        <w:t xml:space="preserve">Provo, UT · seandespain@gmail.com · (435) 695-6954 · linkedin.com/in/sean-despain-560316116 · seandespain.com</w:t>
+        <w:t xml:space="preserve">Heber, UT · seandespain@gmail.com · (435) 695-6954 · linkedin.com/in/sean-despain-560316116 · seandespain.com</w:t>
       </w:r>
     </w:p>
     <w:p>

--- a/public/resume/Sean_Despain_Resume_Hybrid_ProductCreativeTech.docx
+++ b/public/resume/Sean_Despain_Resume_Hybrid_ProductCreativeTech.docx
@@ -61,7 +61,7 @@
           <w:sz w:val="20"/>
           <w:szCs w:val="20"/>
         </w:rPr>
-        <w:t xml:space="preserve">Product builder who takes ideas from concept through design, development, brand, and launch, usually alone or with a small team. Founded and operated five ventures spanning a wellness app live on the App Store, an internal business-operations platform, a 50-person construction staffing company, an international CBD company, and a bilingual retreat/conservation program in the Peruvian Amazon. Comfortable owning the full surface of a product: UX and visual design, front-end and back-end implementation, brand and content systems, SEO and conversion, and the operating decisions that keep a real business running.</w:t>
+        <w:t xml:space="preserve">Product builder who takes ideas from concept through design, development, brand, and launch, usually alone or with a small team. Founded and operated five ventures spanning a wellness app live on the App Store, an internal business-operations platform, a 50-person construction staffing company, an international CBD company, and a bilingual retreat/conservation program in the Peruvian Amazon. Comfortable owning the full surface of a product: UX and visual design, front-end and back-end code, brand and content systems, SEO and conversion, and the operating decisions that keep a business running.</w:t>
       </w:r>
     </w:p>
     <w:p>
@@ -195,7 +195,7 @@
           <w:sz w:val="21"/>
           <w:szCs w:val="21"/>
         </w:rPr>
-        <w:t xml:space="preserve"> · Team building (50+ contractors) · Financial strategy · Nonprofit program direction</w:t>
+        <w:t xml:space="preserve"> · Team building (50+ contractors) · Hiring &amp; sales training · Financial strategy · Nonprofit program direction</w:t>
       </w:r>
     </w:p>
     <w:p>
@@ -596,6 +596,29 @@
           <w:szCs w:val="21"/>
         </w:rPr>
         <w:t xml:space="preserve"> · Jan 2022–Present</w:t>
+      </w:r>
+    </w:p>
+    <w:p>
+      <w:pPr>
+        <w:spacing w:after="40" w:before="140"/>
+      </w:pPr>
+      <w:r>
+        <w:rPr>
+          <w:rFonts w:ascii="Calibri" w:cs="Calibri" w:eastAsia="Calibri" w:hAnsi="Calibri"/>
+          <w:b/>
+          <w:bCs/>
+          <w:sz w:val="21"/>
+          <w:szCs w:val="21"/>
+        </w:rPr>
+        <w:t xml:space="preserve">Hiring Manager &amp; Sales Trainer · Leads to Sales</w:t>
+      </w:r>
+      <w:r>
+        <w:rPr>
+          <w:rFonts w:ascii="Calibri" w:cs="Calibri" w:eastAsia="Calibri" w:hAnsi="Calibri"/>
+          <w:sz w:val="21"/>
+          <w:szCs w:val="21"/>
+        </w:rPr>
+        <w:t xml:space="preserve"> · 2026</w:t>
       </w:r>
     </w:p>
     <w:p>

--- a/public/resume/Sean_Despain_Resume_Hybrid_ProductCreativeTech.docx
+++ b/public/resume/Sean_Despain_Resume_Hybrid_ProductCreativeTech.docx
@@ -126,7 +126,7 @@
           <w:sz w:val="21"/>
           <w:szCs w:val="21"/>
         </w:rPr>
-        <w:t xml:space="preserve"> · Unity (C#) · Firebase · Next.js/React/TypeScript · Astro · Node.js · iOS/Android release pipelines · API integrations</w:t>
+        <w:t xml:space="preserve"> · Unity (C#) · Firebase · Next.js/React/TypeScript · Astro · Node.js · OpenAI API · iOS/Android releases</w:t>
       </w:r>
     </w:p>
     <w:p>
@@ -337,7 +337,7 @@
           <w:sz w:val="21"/>
           <w:szCs w:val="21"/>
         </w:rPr>
-        <w:t xml:space="preserve">W.I.P Services</w:t>
+        <w:t xml:space="preserve">Leads to Sales AI Trainer</w:t>
       </w:r>
       <w:r>
         <w:rPr>
@@ -355,7 +355,15 @@
           <w:sz w:val="21"/>
           <w:szCs w:val="21"/>
         </w:rPr>
-        <w:t xml:space="preserve">Founded the Company + Built Its Digital Systems</w:t>
+        <w:t xml:space="preserve">AI Sales-Training App, Unity + OpenAI</w:t>
+      </w:r>
+      <w:r>
+        <w:rPr>
+          <w:rFonts w:ascii="Calibri" w:cs="Calibri" w:eastAsia="Calibri" w:hAnsi="Calibri"/>
+          <w:sz w:val="21"/>
+          <w:szCs w:val="21"/>
+        </w:rPr>
+        <w:t xml:space="preserve"> (2026)</w:t>
       </w:r>
     </w:p>
     <w:p>
@@ -368,22 +376,22 @@
           <w:sz w:val="20"/>
           <w:szCs w:val="20"/>
         </w:rPr>
-        <w:t xml:space="preserve">Founded a construction staffing agency that scaled to 50+ employees and contractors (2017–2019); later built the company's public website, lead-generation funnels, and the portal API that feeds Jarvis.</w:t>
-      </w:r>
-    </w:p>
-    <w:p>
-      <w:pPr>
-        <w:spacing w:after="40" w:before="140"/>
-      </w:pPr>
-      <w:r>
-        <w:rPr>
-          <w:rFonts w:ascii="Calibri" w:cs="Calibri" w:eastAsia="Calibri" w:hAnsi="Calibri"/>
-          <w:b/>
-          <w:bCs/>
-          <w:sz w:val="21"/>
-          <w:szCs w:val="21"/>
-        </w:rPr>
-        <w:t xml:space="preserve">Organización Qinty</w:t>
+        <w:t xml:space="preserve">Built for Leads to Sales while serving as its hiring manager and sales trainer, and works for any company's sales team: reps practice 11 sales scenarios against an AI prospect and get scored and coached after every session.</w:t>
+      </w:r>
+    </w:p>
+    <w:p>
+      <w:pPr>
+        <w:spacing w:after="40" w:before="140"/>
+      </w:pPr>
+      <w:r>
+        <w:rPr>
+          <w:rFonts w:ascii="Calibri" w:cs="Calibri" w:eastAsia="Calibri" w:hAnsi="Calibri"/>
+          <w:b/>
+          <w:bCs/>
+          <w:sz w:val="21"/>
+          <w:szCs w:val="21"/>
+        </w:rPr>
+        <w:t xml:space="preserve">W.I.P Services</w:t>
       </w:r>
       <w:r>
         <w:rPr>
@@ -401,15 +409,7 @@
           <w:sz w:val="21"/>
           <w:szCs w:val="21"/>
         </w:rPr>
-        <w:t xml:space="preserve">Bilingual Retreat &amp; Conservation Site</w:t>
-      </w:r>
-      <w:r>
-        <w:rPr>
-          <w:rFonts w:ascii="Calibri" w:cs="Calibri" w:eastAsia="Calibri" w:hAnsi="Calibri"/>
-          <w:sz w:val="21"/>
-          <w:szCs w:val="21"/>
-        </w:rPr>
-        <w:t xml:space="preserve"> (2026)</w:t>
+        <w:t xml:space="preserve">Founded the Company + Built Its Digital Systems</w:t>
       </w:r>
     </w:p>
     <w:p>
@@ -422,22 +422,22 @@
           <w:sz w:val="20"/>
           <w:szCs w:val="20"/>
         </w:rPr>
-        <w:t xml:space="preserve">Direct this nonprofit program in Peru (Natural Worship, Director of South America) and built its bilingual site around a three-tier content-verification system that blocks unconfirmed claims from publishing.</w:t>
-      </w:r>
-    </w:p>
-    <w:p>
-      <w:pPr>
-        <w:spacing w:after="40" w:before="140"/>
-      </w:pPr>
-      <w:r>
-        <w:rPr>
-          <w:rFonts w:ascii="Calibri" w:cs="Calibri" w:eastAsia="Calibri" w:hAnsi="Calibri"/>
-          <w:b/>
-          <w:bCs/>
-          <w:sz w:val="21"/>
-          <w:szCs w:val="21"/>
-        </w:rPr>
-        <w:t xml:space="preserve">Once Upon a Princess</w:t>
+        <w:t xml:space="preserve">Founded a construction staffing agency that scaled to 50+ employees and contractors (2017–2019); later built the company's public website, lead-generation funnels, and the portal API that feeds Jarvis.</w:t>
+      </w:r>
+    </w:p>
+    <w:p>
+      <w:pPr>
+        <w:spacing w:after="40" w:before="140"/>
+      </w:pPr>
+      <w:r>
+        <w:rPr>
+          <w:rFonts w:ascii="Calibri" w:cs="Calibri" w:eastAsia="Calibri" w:hAnsi="Calibri"/>
+          <w:b/>
+          <w:bCs/>
+          <w:sz w:val="21"/>
+          <w:szCs w:val="21"/>
+        </w:rPr>
+        <w:t xml:space="preserve">Organización Qinty</w:t>
       </w:r>
       <w:r>
         <w:rPr>
@@ -455,7 +455,7 @@
           <w:sz w:val="21"/>
           <w:szCs w:val="21"/>
         </w:rPr>
-        <w:t xml:space="preserve">Brand + Booking Site</w:t>
+        <w:t xml:space="preserve">Bilingual Retreat &amp; Conservation Site</w:t>
       </w:r>
       <w:r>
         <w:rPr>
@@ -476,22 +476,22 @@
           <w:sz w:val="20"/>
           <w:szCs w:val="20"/>
         </w:rPr>
-        <w:t xml:space="preserve">Designed ten original characters and a full visual system, then built a single-goal, privacy-conscious booking funnel and passed a full WCAG AA accessibility review.</w:t>
-      </w:r>
-    </w:p>
-    <w:p>
-      <w:pPr>
-        <w:spacing w:after="40" w:before="140"/>
-      </w:pPr>
-      <w:r>
-        <w:rPr>
-          <w:rFonts w:ascii="Calibri" w:cs="Calibri" w:eastAsia="Calibri" w:hAnsi="Calibri"/>
-          <w:b/>
-          <w:bCs/>
-          <w:sz w:val="21"/>
-          <w:szCs w:val="21"/>
-        </w:rPr>
-        <w:t xml:space="preserve">Nectar CBD</w:t>
+        <w:t xml:space="preserve">Direct this nonprofit program in Peru (Natural Worship, Director of South America) and built its bilingual site around a three-tier content-verification system that blocks unconfirmed claims from publishing.</w:t>
+      </w:r>
+    </w:p>
+    <w:p>
+      <w:pPr>
+        <w:spacing w:after="40" w:before="140"/>
+      </w:pPr>
+      <w:r>
+        <w:rPr>
+          <w:rFonts w:ascii="Calibri" w:cs="Calibri" w:eastAsia="Calibri" w:hAnsi="Calibri"/>
+          <w:b/>
+          <w:bCs/>
+          <w:sz w:val="21"/>
+          <w:szCs w:val="21"/>
+        </w:rPr>
+        <w:t xml:space="preserve">Once Upon a Princess</w:t>
       </w:r>
       <w:r>
         <w:rPr>
@@ -509,15 +509,15 @@
           <w:sz w:val="21"/>
           <w:szCs w:val="21"/>
         </w:rPr>
-        <w:t xml:space="preserve">Founder &amp; CEO</w:t>
-      </w:r>
-      <w:r>
-        <w:rPr>
-          <w:rFonts w:ascii="Calibri" w:cs="Calibri" w:eastAsia="Calibri" w:hAnsi="Calibri"/>
-          <w:sz w:val="21"/>
-          <w:szCs w:val="21"/>
-        </w:rPr>
-        <w:t xml:space="preserve"> (2019–2021)</w:t>
+        <w:t xml:space="preserve">Brand + Booking Site</w:t>
+      </w:r>
+      <w:r>
+        <w:rPr>
+          <w:rFonts w:ascii="Calibri" w:cs="Calibri" w:eastAsia="Calibri" w:hAnsi="Calibri"/>
+          <w:sz w:val="21"/>
+          <w:szCs w:val="21"/>
+        </w:rPr>
+        <w:t xml:space="preserve"> (2026)</w:t>
       </w:r>
     </w:p>
     <w:p>
@@ -530,7 +530,61 @@
           <w:sz w:val="20"/>
           <w:szCs w:val="20"/>
         </w:rPr>
-        <w:t xml:space="preserve">Founded a CBD company that became the first to sell CBD into Japan; directed branding, packaging, and international distribution.</w:t>
+        <w:t xml:space="preserve">Designed ten original characters and a full visual system, then built a single-goal, privacy-conscious booking funnel and passed a full WCAG AA accessibility review.</w:t>
+      </w:r>
+    </w:p>
+    <w:p>
+      <w:pPr>
+        <w:spacing w:after="40" w:before="140"/>
+      </w:pPr>
+      <w:r>
+        <w:rPr>
+          <w:rFonts w:ascii="Calibri" w:cs="Calibri" w:eastAsia="Calibri" w:hAnsi="Calibri"/>
+          <w:b/>
+          <w:bCs/>
+          <w:sz w:val="21"/>
+          <w:szCs w:val="21"/>
+        </w:rPr>
+        <w:t xml:space="preserve">Nectar CBD</w:t>
+      </w:r>
+      <w:r>
+        <w:rPr>
+          <w:rFonts w:ascii="Calibri" w:cs="Calibri" w:eastAsia="Calibri" w:hAnsi="Calibri"/>
+          <w:sz w:val="21"/>
+          <w:szCs w:val="21"/>
+        </w:rPr>
+        <w:t xml:space="preserve"> · </w:t>
+      </w:r>
+      <w:r>
+        <w:rPr>
+          <w:rFonts w:ascii="Calibri" w:cs="Calibri" w:eastAsia="Calibri" w:hAnsi="Calibri"/>
+          <w:i/>
+          <w:iCs/>
+          <w:sz w:val="21"/>
+          <w:szCs w:val="21"/>
+        </w:rPr>
+        <w:t xml:space="preserve">Founder &amp; CEO</w:t>
+      </w:r>
+      <w:r>
+        <w:rPr>
+          <w:rFonts w:ascii="Calibri" w:cs="Calibri" w:eastAsia="Calibri" w:hAnsi="Calibri"/>
+          <w:sz w:val="21"/>
+          <w:szCs w:val="21"/>
+        </w:rPr>
+        <w:t xml:space="preserve"> (2019–2021)</w:t>
+      </w:r>
+    </w:p>
+    <w:p>
+      <w:pPr>
+        <w:spacing w:after="100"/>
+      </w:pPr>
+      <w:r>
+        <w:rPr>
+          <w:rFonts w:ascii="Calibri" w:cs="Calibri" w:eastAsia="Calibri" w:hAnsi="Calibri"/>
+          <w:sz w:val="20"/>
+          <w:szCs w:val="20"/>
+        </w:rPr>
+        <w:t xml:space="preserve">Founded a CBD company that became the first to sell CBD into Japan; directed branding, packaging, and distribution.</w:t>
       </w:r>
     </w:p>
     <w:p>
